--- a/docs/GateBreak_Voluntary_Editorial_QA_Support_Form.docx
+++ b/docs/GateBreak_Voluntary_Editorial_QA_Support_Form.docx
@@ -12,7 +12,7 @@
           <w:color w:val="FF8C00"/>
           <w:sz w:val="34"/>
         </w:rPr>
-        <w:t>GateBreak Voluntary Editorial QA Support Form</w:t>
+        <w:t>GateBreakOpen Voluntary Editorial QA Support Form</w:t>
       </w:r>
     </w:p>
     <w:p>
@@ -24,7 +24,7 @@
           <w:i/>
           <w:sz w:val="18"/>
         </w:rPr>
-        <w:t>For people who want to support GateBreak with non-peer-review editorial QA activities.</w:t>
+        <w:t>For people who want to support GateBreakOpen with non-peer-review editorial QA activities.</w:t>
       </w:r>
     </w:p>
     <w:p>
@@ -317,7 +317,7 @@
         <w:spacing w:after="80"/>
       </w:pPr>
       <w:r>
-        <w:t>By completing and signing this form, the person declares availability to support GateBreak on a fully voluntary and unpaid basis with non-peer-review editorial QA activities. These activities may include reference checks, guideline checklist checks, language checks, formatting consistency checks, file organization checks, table/figure checklist checks, declaration checklist checks, and basic editorial consistency support.</w:t>
+        <w:t>By completing and signing this form, the person declares availability to support GateBreakOpen on a fully voluntary and unpaid basis with non-peer-review editorial QA activities. These activities may include reference checks, guideline checklist checks, language checks, formatting consistency checks, file organization checks, table/figure checklist checks, declaration checklist checks, and basic editorial consistency support.</w:t>
       </w:r>
     </w:p>
     <w:p>
@@ -332,7 +332,7 @@
         <w:t xml:space="preserve">☐ </w:t>
       </w:r>
       <w:r>
-        <w:t>I declare my voluntary and unpaid availability to support GateBreak.</w:t>
+        <w:t>I declare my voluntary and unpaid availability to support GateBreakOpen.</w:t>
       </w:r>
     </w:p>
     <w:p>
@@ -362,7 +362,7 @@
         <w:t xml:space="preserve">☐ </w:t>
       </w:r>
       <w:r>
-        <w:t>I understand that GateBreak may accept, decline, pause, or discontinue voluntary support at any time.</w:t>
+        <w:t>I understand that GateBreakOpen may accept, decline, pause, or discontinue voluntary support at any time.</w:t>
       </w:r>
     </w:p>
     <w:p>
@@ -377,7 +377,7 @@
         <w:t xml:space="preserve">☐ </w:t>
       </w:r>
       <w:r>
-        <w:t>I understand that I may stop my voluntary availability by contacting GateBreak.</w:t>
+        <w:t>I understand that I may stop my voluntary availability by contacting GateBreakOpen.</w:t>
       </w:r>
     </w:p>
     <w:p>
@@ -527,7 +527,7 @@
         <w:spacing w:after="80"/>
       </w:pPr>
       <w:r>
-        <w:t>GateBreak does not perform peer review. Any support provided under this form is limited to formal, editorial, language, reference, guideline, format, file, and checklist-based QA.</w:t>
+        <w:t>GateBreakOpen does not perform peer review. Any support provided under this form is limited to formal, editorial, language, reference, guideline, format, file, and checklist-based QA.</w:t>
       </w:r>
     </w:p>
     <w:p>
@@ -673,7 +673,7 @@
         <w:t xml:space="preserve">☐ </w:t>
       </w:r>
       <w:r>
-        <w:t>I will not request references for the benefit of myself, GateBreak, third parties, authors, institutions, companies, organizations, or external interests.</w:t>
+        <w:t>I will not request references for the benefit of myself, GateBreakOpen, third parties, authors, institutions, companies, organizations, or external interests.</w:t>
       </w:r>
     </w:p>
     <w:p>
@@ -703,7 +703,7 @@
         <w:t xml:space="preserve">☐ </w:t>
       </w:r>
       <w:r>
-        <w:t>I will report any conflict of interest or potential bias to GateBreak.</w:t>
+        <w:t>I will report any conflict of interest or potential bias to GateBreakOpen.</w:t>
       </w:r>
     </w:p>
     <w:p>
@@ -722,7 +722,7 @@
         <w:spacing w:after="80"/>
       </w:pPr>
       <w:r>
-        <w:t>Support contributors may access personal data, submission materials, manuscripts, references, author declarations, and other non-public information. Such information must be treated as confidential and used only for the limited support purpose authorized by GateBreak.</w:t>
+        <w:t>Support contributors may access personal data, submission materials, manuscripts, references, author declarations, and other non-public information. Such information must be treated as confidential and used only for the limited support purpose authorized by GateBreakOpen.</w:t>
       </w:r>
     </w:p>
     <w:p>
@@ -752,7 +752,7 @@
         <w:t xml:space="preserve">☐ </w:t>
       </w:r>
       <w:r>
-        <w:t>I agree not to share, copy, publish, reuse, distribute, or disclose non-public GateBreak materials without authorization.</w:t>
+        <w:t>I agree not to share, copy, publish, reuse, distribute, or disclose non-public GateBreakOpen materials without authorization.</w:t>
       </w:r>
     </w:p>
     <w:p>
@@ -767,7 +767,7 @@
         <w:t xml:space="preserve">☐ </w:t>
       </w:r>
       <w:r>
-        <w:t>I agree to process any personal data only for the limited support purpose authorized by GateBreak.</w:t>
+        <w:t>I agree to process any personal data only for the limited support purpose authorized by GateBreakOpen.</w:t>
       </w:r>
     </w:p>
     <w:p>
@@ -782,7 +782,7 @@
         <w:t xml:space="preserve">☐ </w:t>
       </w:r>
       <w:r>
-        <w:t>I agree to delete or return materials if GateBreak requests it.</w:t>
+        <w:t>I agree to delete or return materials if GateBreakOpen requests it.</w:t>
       </w:r>
     </w:p>
     <w:p>
@@ -797,7 +797,7 @@
         <w:t xml:space="preserve">☐ </w:t>
       </w:r>
       <w:r>
-        <w:t>I authorize GateBreak to process my personal data for the management of this voluntary support request and related documentation.</w:t>
+        <w:t>I authorize GateBreakOpen to process my personal data for the management of this voluntary support request and related documentation.</w:t>
       </w:r>
     </w:p>
     <w:p>
@@ -838,7 +838,7 @@
         <w:t xml:space="preserve">☐ </w:t>
       </w:r>
       <w:r>
-        <w:t>I will not contact authors directly unless GateBreak explicitly authorizes it.</w:t>
+        <w:t>I will not contact authors directly unless GateBreakOpen explicitly authorizes it.</w:t>
       </w:r>
     </w:p>
     <w:p>
@@ -853,7 +853,7 @@
         <w:t xml:space="preserve">☐ </w:t>
       </w:r>
       <w:r>
-        <w:t>I will not present myself as a GateBreak peer reviewer, scientific reviewer, editor, certifier, or decision-maker.</w:t>
+        <w:t>I will not present myself as a GateBreakOpen peer reviewer, scientific reviewer, editor, certifier, or decision-maker.</w:t>
       </w:r>
     </w:p>
     <w:p>
@@ -868,7 +868,7 @@
         <w:t xml:space="preserve">☐ </w:t>
       </w:r>
       <w:r>
-        <w:t>I will not use the GateBreak name, submissions, or materials for personal promotion or external activity.</w:t>
+        <w:t>I will not use the GateBreakOpen name, submissions, or materials for personal promotion or external activity.</w:t>
       </w:r>
     </w:p>
     <w:p>
@@ -883,7 +883,7 @@
         <w:t xml:space="preserve">☐ </w:t>
       </w:r>
       <w:r>
-        <w:t>I will promptly inform GateBreak if I identify prohibited or unlawful content.</w:t>
+        <w:t>I will promptly inform GateBreakOpen if I identify prohibited or unlawful content.</w:t>
       </w:r>
     </w:p>
     <w:p>
